--- a/Plantilla Practicos.docx
+++ b/Plantilla Practicos.docx
@@ -2,7 +2,6 @@
 <file path=word/document.xml><?xml version="1.0" encoding="utf-8"?>
 <w:document xmlns:wpc="http://schemas.microsoft.com/office/word/2010/wordprocessingCanvas" xmlns:cx="http://schemas.microsoft.com/office/drawing/2014/chartex" xmlns:cx1="http://schemas.microsoft.com/office/drawing/2015/9/8/chartex" xmlns:cx2="http://schemas.microsoft.com/office/drawing/2015/10/21/chartex" xmlns:cx3="http://schemas.microsoft.com/office/drawing/2016/5/9/chartex" xmlns:cx4="http://schemas.microsoft.com/office/drawing/2016/5/10/chartex" xmlns:cx5="http://schemas.microsoft.com/office/drawing/2016/5/11/chartex" xmlns:cx6="http://schemas.microsoft.com/office/drawing/2016/5/12/chartex" xmlns:cx7="http://schemas.microsoft.com/office/drawing/2016/5/13/chartex" xmlns:cx8="http://schemas.microsoft.com/office/drawing/2016/5/14/chartex" xmlns:mc="http://schemas.openxmlformats.org/markup-compatibility/2006" xmlns:aink="http://schemas.microsoft.com/office/drawing/2016/ink" xmlns:am3d="http://schemas.microsoft.com/office/drawing/2017/model3d" xmlns:o="urn:schemas-microsoft-com:office:office" xmlns:r="http://schemas.openxmlformats.org/officeDocument/2006/relationships" xmlns:m="http://schemas.openxmlformats.org/officeDocument/2006/math" xmlns:v="urn:schemas-microsoft-com:vml" xmlns:wp14="http://schemas.microsoft.com/office/word/2010/wordprocessingDrawing" xmlns:wp="http://schemas.openxmlformats.org/drawingml/2006/wordprocessingDrawing" xmlns:w10="urn:schemas-microsoft-com:office:word" xmlns:w="http://schemas.openxmlformats.org/wordprocessingml/2006/main" xmlns:w14="http://schemas.microsoft.com/office/word/2010/wordml" xmlns:w15="http://schemas.microsoft.com/office/word/2012/wordml" xmlns:w16cex="http://schemas.microsoft.com/office/word/2018/wordml/cex" xmlns:w16cid="http://schemas.microsoft.com/office/word/2016/wordml/cid" xmlns:w16="http://schemas.microsoft.com/office/word/2018/wordml" xmlns:w16sdtdh="http://schemas.microsoft.com/office/word/2020/wordml/sdtdatahash" xmlns:w16se="http://schemas.microsoft.com/office/word/2015/wordml/symex" xmlns:wpg="http://schemas.microsoft.com/office/word/2010/wordprocessingGroup" xmlns:wpi="http://schemas.microsoft.com/office/word/2010/wordprocessingInk" xmlns:wne="http://schemas.microsoft.com/office/word/2006/wordml" xmlns:wps="http://schemas.microsoft.com/office/word/2010/wordprocessingShape" mc:Ignorable="w14 w15 w16se w16cid w16 w16cex w16sdtdh wp14">
   <w:body>
-    <w:p/>
     <w:p>
       <w:pPr>
         <w:rPr>
@@ -12,7 +11,7 @@
       </w:pPr>
     </w:p>
     <w:sectPr>
-      <w:headerReference w:type="default" r:id="rId6"/>
+      <w:headerReference w:type="default" r:id="rId7"/>
       <w:pgSz w:w="11906" w:h="16838"/>
       <w:pgMar w:top="1417" w:right="707" w:bottom="1417" w:left="851" w:header="708" w:footer="708" w:gutter="0"/>
       <w:cols w:space="708"/>
@@ -241,6 +240,65 @@
     </w:r>
   </w:p>
 </w:hdr>
+</file>
+
+<file path=word/numbering.xml><?xml version="1.0" encoding="utf-8"?>
+<w:numbering xmlns:wpc="http://schemas.microsoft.com/office/word/2010/wordprocessingCanvas" xmlns:cx="http://schemas.microsoft.com/office/drawing/2014/chartex" xmlns:cx1="http://schemas.microsoft.com/office/drawing/2015/9/8/chartex" xmlns:cx2="http://schemas.microsoft.com/office/drawing/2015/10/21/chartex" xmlns:cx3="http://schemas.microsoft.com/office/drawing/2016/5/9/chartex" xmlns:cx4="http://schemas.microsoft.com/office/drawing/2016/5/10/chartex" xmlns:cx5="http://schemas.microsoft.com/office/drawing/2016/5/11/chartex" xmlns:cx6="http://schemas.microsoft.com/office/drawing/2016/5/12/chartex" xmlns:cx7="http://schemas.microsoft.com/office/drawing/2016/5/13/chartex" xmlns:cx8="http://schemas.microsoft.com/office/drawing/2016/5/14/chartex" xmlns:mc="http://schemas.openxmlformats.org/markup-compatibility/2006" xmlns:aink="http://schemas.microsoft.com/office/drawing/2016/ink" xmlns:am3d="http://schemas.microsoft.com/office/drawing/2017/model3d" xmlns:o="urn:schemas-microsoft-com:office:office" xmlns:r="http://schemas.openxmlformats.org/officeDocument/2006/relationships" xmlns:m="http://schemas.openxmlformats.org/officeDocument/2006/math" xmlns:v="urn:schemas-microsoft-com:vml" xmlns:wp14="http://schemas.microsoft.com/office/word/2010/wordprocessingDrawing" xmlns:wp="http://schemas.openxmlformats.org/drawingml/2006/wordprocessingDrawing" xmlns:w10="urn:schemas-microsoft-com:office:word" xmlns:w="http://schemas.openxmlformats.org/wordprocessingml/2006/main" xmlns:w14="http://schemas.microsoft.com/office/word/2010/wordml" xmlns:w15="http://schemas.microsoft.com/office/word/2012/wordml" xmlns:w16cex="http://schemas.microsoft.com/office/word/2018/wordml/cex" xmlns:w16cid="http://schemas.microsoft.com/office/word/2016/wordml/cid" xmlns:w16="http://schemas.microsoft.com/office/word/2018/wordml" xmlns:w16sdtdh="http://schemas.microsoft.com/office/word/2020/wordml/sdtdatahash" xmlns:w16se="http://schemas.microsoft.com/office/word/2015/wordml/symex" xmlns:wpg="http://schemas.microsoft.com/office/word/2010/wordprocessingGroup" xmlns:wpi="http://schemas.microsoft.com/office/word/2010/wordprocessingInk" xmlns:wne="http://schemas.microsoft.com/office/word/2006/wordml" xmlns:wps="http://schemas.microsoft.com/office/word/2010/wordprocessingShape" mc:Ignorable="w14 w15 w16se w16cid w16 w16cex w16sdtdh wp14">
+  <w:abstractNum w:abstractNumId="0" w15:restartNumberingAfterBreak="0">
+    <w:nsid w:val="1EBB82CC"/>
+    <w:multiLevelType w:val="hybridMultilevel"/>
+    <w:tmpl w:val="BE64A238"/>
+    <w:lvl w:ilvl="0" w:tplc="FFFFFFFF">
+      <w:start w:val="1"/>
+      <w:numFmt w:val="bullet"/>
+      <w:lvlText w:val="•"/>
+      <w:lvlJc w:val="left"/>
+    </w:lvl>
+    <w:lvl w:ilvl="1" w:tplc="FFFFFFFF">
+      <w:numFmt w:val="decimal"/>
+      <w:lvlText w:val=""/>
+      <w:lvlJc w:val="left"/>
+    </w:lvl>
+    <w:lvl w:ilvl="2" w:tplc="FFFFFFFF">
+      <w:numFmt w:val="decimal"/>
+      <w:lvlText w:val=""/>
+      <w:lvlJc w:val="left"/>
+    </w:lvl>
+    <w:lvl w:ilvl="3" w:tplc="FFFFFFFF">
+      <w:numFmt w:val="decimal"/>
+      <w:lvlText w:val=""/>
+      <w:lvlJc w:val="left"/>
+    </w:lvl>
+    <w:lvl w:ilvl="4" w:tplc="FFFFFFFF">
+      <w:numFmt w:val="decimal"/>
+      <w:lvlText w:val=""/>
+      <w:lvlJc w:val="left"/>
+    </w:lvl>
+    <w:lvl w:ilvl="5" w:tplc="FFFFFFFF">
+      <w:numFmt w:val="decimal"/>
+      <w:lvlText w:val=""/>
+      <w:lvlJc w:val="left"/>
+    </w:lvl>
+    <w:lvl w:ilvl="6" w:tplc="FFFFFFFF">
+      <w:numFmt w:val="decimal"/>
+      <w:lvlText w:val=""/>
+      <w:lvlJc w:val="left"/>
+    </w:lvl>
+    <w:lvl w:ilvl="7" w:tplc="FFFFFFFF">
+      <w:numFmt w:val="decimal"/>
+      <w:lvlText w:val=""/>
+      <w:lvlJc w:val="left"/>
+    </w:lvl>
+    <w:lvl w:ilvl="8" w:tplc="FFFFFFFF">
+      <w:numFmt w:val="decimal"/>
+      <w:lvlText w:val=""/>
+      <w:lvlJc w:val="left"/>
+    </w:lvl>
+  </w:abstractNum>
+  <w:num w:numId="1">
+    <w:abstractNumId w:val="0"/>
+  </w:num>
+</w:numbering>
 </file>
 
 <file path=word/styles.xml><?xml version="1.0" encoding="utf-8"?>
